--- a/14.StringManipulation/88 String - Multiply Strings (Manual Simulation).docx
+++ b/14.StringManipulation/88 String - Multiply Strings (Manual Simulation).docx
@@ -533,328 +533,295 @@
           <w:lang w:val="en-US"/>
         </w:rPr>
       </w:pPr>
-    </w:p>
-    <w:p>
-      <w:pPr>
+      <w:r>
         <w:rPr>
           <w:b/>
           <w:bCs/>
           <w:lang w:val="en-US"/>
         </w:rPr>
-      </w:pPr>
-      <w:r>
-        <w:rPr>
-          <w:b/>
-          <w:bCs/>
+        <w:lastRenderedPageBreak/>
+        <w:t>CODE:</w:t>
+      </w:r>
+    </w:p>
+    <w:p>
+      <w:r>
+        <w:t>class Solution {</w:t>
+      </w:r>
+    </w:p>
+    <w:p>
+      <w:r>
+        <w:t>    public String multiply(String num1, String num2) {</w:t>
+      </w:r>
+    </w:p>
+    <w:p>
+      <w:r>
+        <w:t>        if (num1.equals("0") || num2.equals("0")) return "0";</w:t>
+      </w:r>
+    </w:p>
+    <w:p>
+      <w:r>
+        <w:t>        int l1 = num1.length() , l2 = num2.length();</w:t>
+      </w:r>
+    </w:p>
+    <w:p>
+      <w:r>
+        <w:t>        int res[] = new int[l1+l2];</w:t>
+      </w:r>
+    </w:p>
+    <w:p>
+      <w:r>
+        <w:t xml:space="preserve">        for(int </w:t>
+      </w:r>
+      <w:proofErr w:type="spellStart"/>
+      <w:r>
+        <w:t>i</w:t>
+      </w:r>
+      <w:proofErr w:type="spellEnd"/>
+      <w:r>
+        <w:t xml:space="preserve"> = l1-1 ;</w:t>
+      </w:r>
+      <w:proofErr w:type="spellStart"/>
+      <w:r>
+        <w:t>i</w:t>
+      </w:r>
+      <w:proofErr w:type="spellEnd"/>
+      <w:r>
+        <w:t>&gt;=0;i--)</w:t>
+      </w:r>
+    </w:p>
+    <w:p>
+      <w:r>
+        <w:t>        {</w:t>
+      </w:r>
+    </w:p>
+    <w:p>
+      <w:r>
+        <w:t>            for(int j = l2-1;j&gt;=0;j--)</w:t>
+      </w:r>
+    </w:p>
+    <w:p>
+      <w:r>
+        <w:t>            {</w:t>
+      </w:r>
+    </w:p>
+    <w:p>
+      <w:pPr>
+        <w:rPr>
+          <w:highlight w:val="yellow"/>
+        </w:rPr>
+      </w:pPr>
+      <w:r>
+        <w:t xml:space="preserve">                </w:t>
+      </w:r>
+      <w:r>
+        <w:rPr>
+          <w:highlight w:val="yellow"/>
+        </w:rPr>
+        <w:t xml:space="preserve">int </w:t>
+      </w:r>
+      <w:proofErr w:type="spellStart"/>
+      <w:r>
+        <w:rPr>
+          <w:highlight w:val="yellow"/>
+        </w:rPr>
+        <w:t>mul</w:t>
+      </w:r>
+      <w:proofErr w:type="spellEnd"/>
+      <w:r>
+        <w:rPr>
+          <w:highlight w:val="yellow"/>
+        </w:rPr>
+        <w:t xml:space="preserve"> = (num1.charAt(</w:t>
+      </w:r>
+      <w:proofErr w:type="spellStart"/>
+      <w:r>
+        <w:rPr>
+          <w:highlight w:val="yellow"/>
+        </w:rPr>
+        <w:t>i</w:t>
+      </w:r>
+      <w:proofErr w:type="spellEnd"/>
+      <w:r>
+        <w:rPr>
+          <w:highlight w:val="yellow"/>
+        </w:rPr>
+        <w:t>)-'0')*(num2.charAt(j)-'0');</w:t>
+      </w:r>
+    </w:p>
+    <w:p>
+      <w:pPr>
+        <w:rPr>
+          <w:highlight w:val="yellow"/>
+        </w:rPr>
+      </w:pPr>
+      <w:r>
+        <w:rPr>
+          <w:highlight w:val="yellow"/>
+        </w:rPr>
+        <w:t>                int sum = res[i+j+1]+</w:t>
+      </w:r>
+      <w:proofErr w:type="spellStart"/>
+      <w:r>
+        <w:rPr>
+          <w:highlight w:val="yellow"/>
+        </w:rPr>
+        <w:t>mul</w:t>
+      </w:r>
+      <w:proofErr w:type="spellEnd"/>
+      <w:r>
+        <w:rPr>
+          <w:highlight w:val="yellow"/>
+        </w:rPr>
+        <w:t>;</w:t>
+      </w:r>
+    </w:p>
+    <w:p>
+      <w:pPr>
+        <w:rPr>
+          <w:highlight w:val="yellow"/>
+        </w:rPr>
+      </w:pPr>
+      <w:r>
+        <w:rPr>
+          <w:highlight w:val="yellow"/>
+        </w:rPr>
+        <w:t>                //adding if carry exists coz moving next means +1 gives the previous carry since we are moving backward in loop</w:t>
+      </w:r>
+    </w:p>
+    <w:p>
+      <w:pPr>
+        <w:rPr>
+          <w:highlight w:val="yellow"/>
+        </w:rPr>
+      </w:pPr>
+      <w:r>
+        <w:rPr>
+          <w:highlight w:val="yellow"/>
+        </w:rPr>
+        <w:t>                res[i+j+1] = sum%10;//</w:t>
+      </w:r>
+      <w:proofErr w:type="spellStart"/>
+      <w:r>
+        <w:rPr>
+          <w:highlight w:val="yellow"/>
+        </w:rPr>
+        <w:t>curr</w:t>
+      </w:r>
+      <w:proofErr w:type="spellEnd"/>
+    </w:p>
+    <w:p>
+      <w:pPr>
+        <w:rPr>
+          <w:color w:val="EE0000"/>
+        </w:rPr>
+      </w:pPr>
+      <w:r>
+        <w:rPr>
+          <w:highlight w:val="yellow"/>
+        </w:rPr>
+        <w:t>                res[</w:t>
+      </w:r>
+      <w:proofErr w:type="spellStart"/>
+      <w:r>
+        <w:rPr>
+          <w:highlight w:val="yellow"/>
+        </w:rPr>
+        <w:t>i+j</w:t>
+      </w:r>
+      <w:proofErr w:type="spellEnd"/>
+      <w:r>
+        <w:rPr>
+          <w:highlight w:val="yellow"/>
+        </w:rPr>
+        <w:t>] += sum/10;//carry</w:t>
+      </w:r>
+    </w:p>
+    <w:p>
+      <w:r>
+        <w:t>            }</w:t>
+      </w:r>
+    </w:p>
+    <w:p>
+      <w:r>
+        <w:t>        }</w:t>
+      </w:r>
+    </w:p>
+    <w:p>
+      <w:r>
+        <w:t>        StringBuilder convert = new StringBuilder();</w:t>
+      </w:r>
+    </w:p>
+    <w:p>
+      <w:r>
+        <w:t>        for(int n : res)</w:t>
+      </w:r>
+    </w:p>
+    <w:p>
+      <w:r>
+        <w:t>        {</w:t>
+      </w:r>
+    </w:p>
+    <w:p>
+      <w:r>
+        <w:t>            if (</w:t>
+      </w:r>
+      <w:proofErr w:type="spellStart"/>
+      <w:r>
+        <w:t>convert.length</w:t>
+      </w:r>
+      <w:proofErr w:type="spellEnd"/>
+      <w:r>
+        <w:t>() == 0 &amp;&amp; n == 0)</w:t>
+      </w:r>
+    </w:p>
+    <w:p>
+      <w:r>
+        <w:t>                continue;</w:t>
+      </w:r>
+    </w:p>
+    <w:p>
+      <w:r>
+        <w:t>            else</w:t>
+      </w:r>
+    </w:p>
+    <w:p>
+      <w:r>
+        <w:t>               </w:t>
+      </w:r>
+      <w:proofErr w:type="spellStart"/>
+      <w:r>
+        <w:t>convert.append</w:t>
+      </w:r>
+      <w:proofErr w:type="spellEnd"/>
+      <w:r>
+        <w:t>(n);</w:t>
+      </w:r>
+    </w:p>
+    <w:p>
+      <w:r>
+        <w:t>                    }</w:t>
+      </w:r>
+    </w:p>
+    <w:p>
+      <w:pPr>
+        <w:rPr>
           <w:lang w:val="en-US"/>
         </w:rPr>
-        <w:t>CODE:</w:t>
-      </w:r>
-    </w:p>
-    <w:p>
-      <w:r>
-        <w:t>class Solution {</w:t>
-      </w:r>
-    </w:p>
-    <w:p>
-      <w:r>
-        <w:t>    public String multiply(String num1, String num2) {</w:t>
-      </w:r>
-    </w:p>
-    <w:p>
-      <w:r>
-        <w:t>        if (num1.equals("0") || num2.equals("0")) return "0";</w:t>
-      </w:r>
-    </w:p>
-    <w:p>
-      <w:r>
-        <w:t>        int l1 = num1.length() , l2 = num2.length();</w:t>
-      </w:r>
-    </w:p>
-    <w:p>
-      <w:r>
-        <w:t>        int res[] = new int[l1+l2];</w:t>
-      </w:r>
-    </w:p>
-    <w:p>
-      <w:r>
-        <w:t xml:space="preserve">        for(int </w:t>
+      </w:pPr>
+      <w:r>
+        <w:t xml:space="preserve">        return </w:t>
       </w:r>
       <w:proofErr w:type="spellStart"/>
       <w:r>
-        <w:t>i</w:t>
+        <w:t>convert.length</w:t>
       </w:r>
       <w:proofErr w:type="spellEnd"/>
       <w:r>
-        <w:t xml:space="preserve"> = l1-1 ;</w:t>
-      </w:r>
-      <w:proofErr w:type="spellStart"/>
-      <w:r>
-        <w:t>i</w:t>
-      </w:r>
-      <w:proofErr w:type="spellEnd"/>
-      <w:r>
-        <w:t>&gt;=0;i--)</w:t>
-      </w:r>
-    </w:p>
-    <w:p>
-      <w:r>
-        <w:t>        {</w:t>
-      </w:r>
-    </w:p>
-    <w:p>
-      <w:r>
-        <w:t>            for(int j = l2-1;j&gt;=0;j--)</w:t>
-      </w:r>
-    </w:p>
-    <w:p>
-      <w:r>
-        <w:t>            {</w:t>
-      </w:r>
-    </w:p>
-    <w:p>
-      <w:pPr>
-        <w:rPr>
-          <w:highlight w:val="yellow"/>
-        </w:rPr>
-      </w:pPr>
-      <w:r>
-        <w:t xml:space="preserve">                </w:t>
-      </w:r>
-      <w:r>
-        <w:rPr>
-          <w:highlight w:val="yellow"/>
-        </w:rPr>
-        <w:t xml:space="preserve">int </w:t>
-      </w:r>
-      <w:proofErr w:type="spellStart"/>
-      <w:r>
-        <w:rPr>
-          <w:highlight w:val="yellow"/>
-        </w:rPr>
-        <w:t>mul</w:t>
-      </w:r>
-      <w:proofErr w:type="spellEnd"/>
-      <w:r>
-        <w:rPr>
-          <w:highlight w:val="yellow"/>
-        </w:rPr>
-        <w:t xml:space="preserve"> = (num1.charAt(</w:t>
-      </w:r>
-      <w:proofErr w:type="spellStart"/>
-      <w:r>
-        <w:rPr>
-          <w:highlight w:val="yellow"/>
-        </w:rPr>
-        <w:t>i</w:t>
-      </w:r>
-      <w:proofErr w:type="spellEnd"/>
-      <w:r>
-        <w:rPr>
-          <w:highlight w:val="yellow"/>
-        </w:rPr>
-        <w:t>)-'0')*(num2.charAt(j)-'0');</w:t>
-      </w:r>
-    </w:p>
-    <w:p>
-      <w:pPr>
-        <w:rPr>
-          <w:highlight w:val="yellow"/>
-        </w:rPr>
-      </w:pPr>
-      <w:r>
-        <w:rPr>
-          <w:highlight w:val="yellow"/>
-        </w:rPr>
-        <w:t>                int sum = res[i+j+1]+</w:t>
-      </w:r>
-      <w:proofErr w:type="spellStart"/>
-      <w:r>
-        <w:rPr>
-          <w:highlight w:val="yellow"/>
-        </w:rPr>
-        <w:t>mul</w:t>
-      </w:r>
-      <w:proofErr w:type="spellEnd"/>
-      <w:r>
-        <w:rPr>
-          <w:highlight w:val="yellow"/>
-        </w:rPr>
-        <w:t>;</w:t>
-      </w:r>
-    </w:p>
-    <w:p>
-      <w:pPr>
-        <w:rPr>
-          <w:highlight w:val="yellow"/>
-        </w:rPr>
-      </w:pPr>
-      <w:r>
-        <w:rPr>
-          <w:highlight w:val="yellow"/>
-        </w:rPr>
-        <w:t>                //adding if carry exists coz moving next means +1 gives the previous carry since we are moving backward in loop</w:t>
-      </w:r>
-    </w:p>
-    <w:p>
-      <w:pPr>
-        <w:rPr>
-          <w:highlight w:val="yellow"/>
-        </w:rPr>
-      </w:pPr>
-      <w:r>
-        <w:rPr>
-          <w:highlight w:val="yellow"/>
-        </w:rPr>
-        <w:t>                res[i+j+1] = sum%10;//</w:t>
-      </w:r>
-      <w:proofErr w:type="spellStart"/>
-      <w:r>
-        <w:rPr>
-          <w:highlight w:val="yellow"/>
-        </w:rPr>
-        <w:t>curr</w:t>
-      </w:r>
-      <w:proofErr w:type="spellEnd"/>
-    </w:p>
-    <w:p>
-      <w:pPr>
-        <w:rPr>
-          <w:color w:val="EE0000"/>
-        </w:rPr>
-      </w:pPr>
-      <w:r>
-        <w:rPr>
-          <w:highlight w:val="yellow"/>
-        </w:rPr>
-        <w:t>                res[</w:t>
-      </w:r>
-      <w:proofErr w:type="spellStart"/>
-      <w:r>
-        <w:rPr>
-          <w:highlight w:val="yellow"/>
-        </w:rPr>
-        <w:t>i+j</w:t>
-      </w:r>
-      <w:proofErr w:type="spellEnd"/>
-      <w:r>
-        <w:rPr>
-          <w:highlight w:val="yellow"/>
-        </w:rPr>
-        <w:t>] += sum/10;//carry</w:t>
-      </w:r>
-    </w:p>
-    <w:p>
-      <w:r>
-        <w:t>            }</w:t>
-      </w:r>
-    </w:p>
-    <w:p>
-      <w:r>
-        <w:t>        }</w:t>
-      </w:r>
-    </w:p>
-    <w:p>
-      <w:r>
-        <w:t>        StringBuilder convert = new StringBuilder();</w:t>
-      </w:r>
-    </w:p>
-    <w:p>
-      <w:r>
-        <w:t>        for(int n : res)</w:t>
-      </w:r>
-    </w:p>
-    <w:p>
-      <w:r>
-        <w:t>        {</w:t>
-      </w:r>
-    </w:p>
-    <w:p>
-      <w:r>
-        <w:t>            if (</w:t>
-      </w:r>
-      <w:proofErr w:type="spellStart"/>
-      <w:r>
-        <w:t>convert.length</w:t>
-      </w:r>
-      <w:proofErr w:type="spellEnd"/>
-      <w:r>
-        <w:t>() == 0 &amp;&amp; n == 0)</w:t>
-      </w:r>
-    </w:p>
-    <w:p>
-      <w:r>
-        <w:t>                continue;</w:t>
-      </w:r>
-    </w:p>
-    <w:p>
-      <w:r>
-        <w:t>            else</w:t>
-      </w:r>
-    </w:p>
-    <w:p>
-      <w:r>
-        <w:t>            {</w:t>
-      </w:r>
-    </w:p>
-    <w:p>
-      <w:r>
-        <w:t xml:space="preserve">                </w:t>
-      </w:r>
-      <w:proofErr w:type="spellStart"/>
-      <w:r>
-        <w:t>convert.append</w:t>
-      </w:r>
-      <w:proofErr w:type="spellEnd"/>
-      <w:r>
-        <w:t>(n);</w:t>
-      </w:r>
-    </w:p>
-    <w:p>
-      <w:r>
-        <w:t>            }</w:t>
-      </w:r>
-    </w:p>
-    <w:p>
-      <w:r>
-        <w:lastRenderedPageBreak/>
-        <w:t>        }</w:t>
-      </w:r>
-    </w:p>
-    <w:p>
-      <w:r>
-        <w:t xml:space="preserve">        return </w:t>
-      </w:r>
-      <w:proofErr w:type="spellStart"/>
-      <w:r>
-        <w:t>convert.length</w:t>
-      </w:r>
-      <w:proofErr w:type="spellEnd"/>
-      <w:r>
         <w:t>()==0?"0":convert.toString();</w:t>
       </w:r>
-    </w:p>
-    <w:p>
-      <w:r>
-        <w:t xml:space="preserve">        </w:t>
-      </w:r>
-    </w:p>
-    <w:p>
-      <w:r>
-        <w:t>    }</w:t>
-      </w:r>
-    </w:p>
-    <w:p>
-      <w:r>
-        <w:t>}</w:t>
-      </w:r>
-    </w:p>
-    <w:p>
-      <w:pPr>
-        <w:rPr>
-          <w:lang w:val="en-US"/>
-        </w:rPr>
-      </w:pPr>
+      <w:r>
+        <w:t xml:space="preserve">    }}</w:t>
+      </w:r>
     </w:p>
     <w:sectPr>
       <w:pgSz w:w="11906" w:h="16838"/>
@@ -1472,6 +1439,7 @@
   <w:style w:type="character" w:default="1" w:styleId="DefaultParagraphFont">
     <w:name w:val="Default Paragraph Font"/>
     <w:uiPriority w:val="1"/>
+    <w:semiHidden/>
     <w:unhideWhenUsed/>
   </w:style>
   <w:style w:type="table" w:default="1" w:styleId="TableNormal">
